--- a/docs/テスト手順書.docx
+++ b/docs/テスト手順書.docx
@@ -214,11 +214,6 @@
             <w:hideMark/>
           </w:tcPr>
           <w:p>
-            <w:pPr>
-              <w:rPr>
-                <w:rFonts w:hint="eastAsia"/>
-              </w:rPr>
-            </w:pPr>
             <w:proofErr w:type="spellStart"/>
             <w:r>
               <w:rPr>
@@ -335,22 +330,7 @@
         <w:t>ログイン機能を持たないシンプルな CRUD システム</w:t>
       </w:r>
       <w:r>
-        <w:t xml:space="preserve">です。 採用担当者が </w:t>
-      </w:r>
-      <w:r>
-        <w:rPr>
-          <w:b/>
-          <w:bCs/>
-        </w:rPr>
-        <w:t>本番環境で自由に操作しても問題がないように設計</w:t>
-      </w:r>
-      <w:r>
-        <w:t>されています。</w:t>
-      </w:r>
-    </w:p>
-    <w:p>
-      <w:r>
-        <w:t>そのため：</w:t>
+        <w:t>です。</w:t>
       </w:r>
     </w:p>
     <w:p>
@@ -365,58 +345,22 @@
           <w:b/>
           <w:bCs/>
         </w:rPr>
-        <w:t>毎朝 5:00 に DB が初期化される</w:t>
-      </w:r>
-    </w:p>
-    <w:p>
-      <w:pPr>
-        <w:numPr>
-          <w:ilvl w:val="0"/>
-          <w:numId w:val="1"/>
-        </w:numPr>
-      </w:pPr>
-      <w:r>
-        <w:rPr>
-          <w:b/>
-          <w:bCs/>
-        </w:rPr>
-        <w:t>テストデータは自由に追加・削除してよい</w:t>
-      </w:r>
-    </w:p>
-    <w:p>
-      <w:pPr>
-        <w:numPr>
-          <w:ilvl w:val="0"/>
-          <w:numId w:val="1"/>
-        </w:numPr>
-      </w:pPr>
-      <w:r>
-        <w:rPr>
-          <w:b/>
-          <w:bCs/>
-        </w:rPr>
-        <w:t xml:space="preserve">初期データ 50 件が </w:t>
-      </w:r>
-      <w:proofErr w:type="spellStart"/>
-      <w:r>
-        <w:rPr>
-          <w:b/>
-          <w:bCs/>
-        </w:rPr>
-        <w:t>reset.sql</w:t>
-      </w:r>
-      <w:proofErr w:type="spellEnd"/>
-      <w:r>
-        <w:rPr>
-          <w:b/>
-          <w:bCs/>
-        </w:rPr>
-        <w:t xml:space="preserve"> により自動復元される</w:t>
-      </w:r>
-    </w:p>
-    <w:p>
-      <w:r>
-        <w:t>という “デモ環境として安全な構成” になっています。</w:t>
+        <w:t>テストデータは</w:t>
+      </w:r>
+      <w:r>
+        <w:rPr>
+          <w:rFonts w:hint="eastAsia"/>
+          <w:b/>
+          <w:bCs/>
+        </w:rPr>
+        <w:t>気軽に</w:t>
+      </w:r>
+      <w:r>
+        <w:rPr>
+          <w:b/>
+          <w:bCs/>
+        </w:rPr>
+        <w:t>追加・削除してよい</w:t>
       </w:r>
     </w:p>
     <w:p>
@@ -456,7 +400,7 @@
       </w:tblPr>
       <w:tblGrid>
         <w:gridCol w:w="915"/>
-        <w:gridCol w:w="3048"/>
+        <w:gridCol w:w="6721"/>
       </w:tblGrid>
       <w:tr>
         <w:trPr>
@@ -532,7 +476,13 @@
           </w:tcPr>
           <w:p>
             <w:r>
-              <w:t>Railway（本番 URL）</w:t>
+              <w:t xml:space="preserve">Railway（本番 </w:t>
+            </w:r>
+            <w:r>
+              <w:t>https://addressbook-production-d76e.up.railway.app/</w:t>
+            </w:r>
+            <w:r>
+              <w:t>）</w:t>
             </w:r>
           </w:p>
         </w:tc>
@@ -549,7 +499,7 @@
           </w:tcPr>
           <w:p>
             <w:r>
-              <w:t>DB</w:t>
+              <w:t>ブラウザ</w:t>
             </w:r>
           </w:p>
         </w:tc>
@@ -561,72 +511,6 @@
           </w:tcPr>
           <w:p>
             <w:r>
-              <w:t>Railway MySQL（毎朝初期化）</w:t>
-            </w:r>
-          </w:p>
-        </w:tc>
-      </w:tr>
-      <w:tr>
-        <w:trPr>
-          <w:tblCellSpacing w:w="15" w:type="dxa"/>
-        </w:trPr>
-        <w:tc>
-          <w:tcPr>
-            <w:tcW w:w="0" w:type="auto"/>
-            <w:vAlign w:val="center"/>
-            <w:hideMark/>
-          </w:tcPr>
-          <w:p>
-            <w:r>
-              <w:t>Cron</w:t>
-            </w:r>
-          </w:p>
-        </w:tc>
-        <w:tc>
-          <w:tcPr>
-            <w:tcW w:w="0" w:type="auto"/>
-            <w:vAlign w:val="center"/>
-            <w:hideMark/>
-          </w:tcPr>
-          <w:p>
-            <w:r>
-              <w:t xml:space="preserve">毎日 5:00 に </w:t>
-            </w:r>
-            <w:proofErr w:type="spellStart"/>
-            <w:r>
-              <w:t>reset.sql</w:t>
-            </w:r>
-            <w:proofErr w:type="spellEnd"/>
-            <w:r>
-              <w:t xml:space="preserve"> を実行</w:t>
-            </w:r>
-          </w:p>
-        </w:tc>
-      </w:tr>
-      <w:tr>
-        <w:trPr>
-          <w:tblCellSpacing w:w="15" w:type="dxa"/>
-        </w:trPr>
-        <w:tc>
-          <w:tcPr>
-            <w:tcW w:w="0" w:type="auto"/>
-            <w:vAlign w:val="center"/>
-            <w:hideMark/>
-          </w:tcPr>
-          <w:p>
-            <w:r>
-              <w:t>ブラウザ</w:t>
-            </w:r>
-          </w:p>
-        </w:tc>
-        <w:tc>
-          <w:tcPr>
-            <w:tcW w:w="0" w:type="auto"/>
-            <w:vAlign w:val="center"/>
-            <w:hideMark/>
-          </w:tcPr>
-          <w:p>
-            <w:r>
               <w:t>Chrome 推奨</w:t>
             </w:r>
           </w:p>
@@ -665,36 +549,6 @@
       </w:pPr>
       <w:r>
         <w:t>本番 URL にアクセスできること</w:t>
-      </w:r>
-    </w:p>
-    <w:p>
-      <w:pPr>
-        <w:numPr>
-          <w:ilvl w:val="0"/>
-          <w:numId w:val="2"/>
-        </w:numPr>
-      </w:pPr>
-      <w:r>
-        <w:t>毎朝 5:00 に DB が初期化されること</w:t>
-      </w:r>
-    </w:p>
-    <w:p>
-      <w:pPr>
-        <w:numPr>
-          <w:ilvl w:val="0"/>
-          <w:numId w:val="2"/>
-        </w:numPr>
-      </w:pPr>
-      <w:r>
-        <w:t xml:space="preserve">初期データ（50件）が </w:t>
-      </w:r>
-      <w:proofErr w:type="spellStart"/>
-      <w:r>
-        <w:t>reset.sql</w:t>
-      </w:r>
-      <w:proofErr w:type="spellEnd"/>
-      <w:r>
-        <w:t xml:space="preserve"> により投入されていること</w:t>
       </w:r>
     </w:p>
     <w:p>
@@ -735,7 +589,7 @@
       <w:tblGrid>
         <w:gridCol w:w="357"/>
         <w:gridCol w:w="1637"/>
-        <w:gridCol w:w="2787"/>
+        <w:gridCol w:w="2595"/>
       </w:tblGrid>
       <w:tr>
         <w:trPr>
@@ -862,7 +716,6 @@
           </w:tcPr>
           <w:p>
             <w:r>
-              <w:lastRenderedPageBreak/>
               <w:t>2</w:t>
             </w:r>
           </w:p>
@@ -1056,47 +909,6 @@
           </w:p>
         </w:tc>
       </w:tr>
-      <w:tr>
-        <w:trPr>
-          <w:tblCellSpacing w:w="15" w:type="dxa"/>
-        </w:trPr>
-        <w:tc>
-          <w:tcPr>
-            <w:tcW w:w="0" w:type="auto"/>
-            <w:vAlign w:val="center"/>
-            <w:hideMark/>
-          </w:tcPr>
-          <w:p>
-            <w:r>
-              <w:t>7</w:t>
-            </w:r>
-          </w:p>
-        </w:tc>
-        <w:tc>
-          <w:tcPr>
-            <w:tcW w:w="0" w:type="auto"/>
-            <w:vAlign w:val="center"/>
-            <w:hideMark/>
-          </w:tcPr>
-          <w:p>
-            <w:r>
-              <w:t>DB 初期化</w:t>
-            </w:r>
-          </w:p>
-        </w:tc>
-        <w:tc>
-          <w:tcPr>
-            <w:tcW w:w="0" w:type="auto"/>
-            <w:vAlign w:val="center"/>
-            <w:hideMark/>
-          </w:tcPr>
-          <w:p>
-            <w:r>
-              <w:t>毎朝 5:00 に初期状態に戻る</w:t>
-            </w:r>
-          </w:p>
-        </w:tc>
-      </w:tr>
     </w:tbl>
     <w:p>
       <w:pPr>
@@ -1144,6 +956,7 @@
         </w:numPr>
       </w:pPr>
       <w:r>
+        <w:lastRenderedPageBreak/>
         <w:t>本番 URL にアクセス</w:t>
       </w:r>
     </w:p>
@@ -1273,7 +1086,7 @@
         </w:numPr>
       </w:pPr>
       <w:r>
-        <w:t>初期データ（50件）＋自分が登録したデータが見える</w:t>
+        <w:t>自分が登録したデータが見える</w:t>
       </w:r>
     </w:p>
     <w:p>
@@ -1439,7 +1252,6 @@
         </w:numPr>
       </w:pPr>
       <w:r>
-        <w:lastRenderedPageBreak/>
         <w:t>CSV ファイルを選択</w:t>
       </w:r>
     </w:p>
@@ -1494,73 +1306,6 @@
           <w:bCs/>
         </w:rPr>
       </w:pPr>
-      <w:r>
-        <w:rPr>
-          <w:b/>
-          <w:bCs/>
-        </w:rPr>
-        <w:t>6.7 DB 初期化（Cron）確認</w:t>
-      </w:r>
-    </w:p>
-    <w:p>
-      <w:pPr>
-        <w:numPr>
-          <w:ilvl w:val="0"/>
-          <w:numId w:val="9"/>
-        </w:numPr>
-      </w:pPr>
-      <w:r>
-        <w:t>毎朝 5:00（JST）に Cron が実行される</w:t>
-      </w:r>
-    </w:p>
-    <w:p>
-      <w:pPr>
-        <w:numPr>
-          <w:ilvl w:val="0"/>
-          <w:numId w:val="9"/>
-        </w:numPr>
-      </w:pPr>
-      <w:r>
-        <w:t xml:space="preserve">users テーブルが </w:t>
-      </w:r>
-      <w:proofErr w:type="spellStart"/>
-      <w:r>
-        <w:t>reset.sql</w:t>
-      </w:r>
-      <w:proofErr w:type="spellEnd"/>
-      <w:r>
-        <w:t xml:space="preserve"> の初期データ 50 件に戻る</w:t>
-      </w:r>
-    </w:p>
-    <w:p>
-      <w:pPr>
-        <w:numPr>
-          <w:ilvl w:val="0"/>
-          <w:numId w:val="9"/>
-        </w:numPr>
-      </w:pPr>
-      <w:r>
-        <w:t>前日に登録したデータはすべて消える</w:t>
-      </w:r>
-    </w:p>
-    <w:p>
-      <w:pPr>
-        <w:numPr>
-          <w:ilvl w:val="0"/>
-          <w:numId w:val="9"/>
-        </w:numPr>
-      </w:pPr>
-      <w:r>
-        <w:t>表示画面で初期データが確認できる</w:t>
-      </w:r>
-    </w:p>
-    <w:p>
-      <w:pPr>
-        <w:rPr>
-          <w:b/>
-          <w:bCs/>
-        </w:rPr>
-      </w:pPr>
     </w:p>
     <w:p>
       <w:pPr>
@@ -1630,6 +1375,7 @@
         </w:numPr>
       </w:pPr>
       <w:r>
+        <w:lastRenderedPageBreak/>
         <w:t xml:space="preserve">本番環境は </w:t>
       </w:r>
       <w:r>
@@ -1638,17 +1384,6 @@
           <w:bCs/>
         </w:rPr>
         <w:t>自由に操作して問題ありません</w:t>
-      </w:r>
-    </w:p>
-    <w:p>
-      <w:pPr>
-        <w:numPr>
-          <w:ilvl w:val="0"/>
-          <w:numId w:val="11"/>
-        </w:numPr>
-      </w:pPr>
-      <w:r>
-        <w:t>データは毎朝 5:00 に初期化されます</w:t>
       </w:r>
     </w:p>
     <w:p>
@@ -3711,6 +3446,7 @@
   <w:style w:type="character" w:default="1" w:styleId="a0">
     <w:name w:val="Default Paragraph Font"/>
     <w:uiPriority w:val="1"/>
+    <w:semiHidden/>
     <w:unhideWhenUsed/>
   </w:style>
   <w:style w:type="table" w:default="1" w:styleId="a1">
@@ -4021,6 +3757,29 @@
       <w:spacing w:val="5"/>
     </w:rPr>
   </w:style>
+  <w:style w:type="character" w:styleId="aa">
+    <w:name w:val="Hyperlink"/>
+    <w:basedOn w:val="a0"/>
+    <w:uiPriority w:val="99"/>
+    <w:unhideWhenUsed/>
+    <w:rsid w:val="000D10DC"/>
+    <w:rPr>
+      <w:color w:val="467886" w:themeColor="hyperlink"/>
+      <w:u w:val="single"/>
+    </w:rPr>
+  </w:style>
+  <w:style w:type="character" w:styleId="ab">
+    <w:name w:val="Unresolved Mention"/>
+    <w:basedOn w:val="a0"/>
+    <w:uiPriority w:val="99"/>
+    <w:semiHidden/>
+    <w:unhideWhenUsed/>
+    <w:rsid w:val="000D10DC"/>
+    <w:rPr>
+      <w:color w:val="605E5C"/>
+      <w:shd w:val="clear" w:color="auto" w:fill="E1DFDD"/>
+    </w:rPr>
+  </w:style>
 </w:styles>
 </file>
 
